--- a/Uwaycontech/实验例程/CC2530基础实验/12-CC2530 随机序列发生器配置/实验指导书/12-CC2530 随机序列发生器配置.docx
+++ b/Uwaycontech/实验例程/CC2530基础实验/12-CC2530 随机序列发生器配置/实验指导书/12-CC2530 随机序列发生器配置.docx
@@ -3386,418 +3386,484 @@
           <w:lang w:val="en-US" w:eastAsia="zh-CN"/>
         </w:rPr>
       </w:pPr>
+      <w:r>
+        <w:rPr>
+          <w:rFonts w:hint="eastAsia" w:ascii="宋体" w:hAnsi="宋体" w:eastAsia="宋体" w:cs="宋体"/>
+          <w:lang w:val="en-US" w:eastAsia="zh-CN"/>
+        </w:rPr>
+        <w:t>void rnd_init(void)</w:t>
+      </w:r>
+    </w:p>
+    <w:p>
+      <w:pPr>
+        <w:keepNext w:val="0"/>
+        <w:keepLines w:val="0"/>
+        <w:pageBreakBefore w:val="0"/>
+        <w:widowControl w:val="0"/>
+        <w:kinsoku/>
+        <w:wordWrap/>
+        <w:overflowPunct/>
+        <w:topLinePunct w:val="0"/>
+        <w:autoSpaceDE/>
+        <w:autoSpaceDN/>
+        <w:bidi w:val="0"/>
+        <w:adjustRightInd/>
+        <w:snapToGrid/>
+        <w:ind w:firstLine="0" w:firstLineChars="0"/>
+        <w:jc w:val="both"/>
+        <w:textAlignment w:val="auto"/>
+        <w:rPr>
+          <w:rFonts w:hint="eastAsia" w:ascii="宋体" w:hAnsi="宋体" w:eastAsia="宋体" w:cs="宋体"/>
+          <w:lang w:val="en-US" w:eastAsia="zh-CN"/>
+        </w:rPr>
+      </w:pPr>
+      <w:r>
+        <w:rPr>
+          <w:rFonts w:hint="eastAsia" w:ascii="宋体" w:hAnsi="宋体" w:eastAsia="宋体" w:cs="宋体"/>
+          <w:lang w:val="en-US" w:eastAsia="zh-CN"/>
+        </w:rPr>
+        <w:t>{</w:t>
+      </w:r>
+    </w:p>
+    <w:p>
+      <w:pPr>
+        <w:keepNext w:val="0"/>
+        <w:keepLines w:val="0"/>
+        <w:pageBreakBefore w:val="0"/>
+        <w:widowControl w:val="0"/>
+        <w:kinsoku/>
+        <w:wordWrap/>
+        <w:overflowPunct/>
+        <w:topLinePunct w:val="0"/>
+        <w:autoSpaceDE/>
+        <w:autoSpaceDN/>
+        <w:bidi w:val="0"/>
+        <w:adjustRightInd/>
+        <w:snapToGrid/>
+        <w:ind w:firstLine="0" w:firstLineChars="0"/>
+        <w:jc w:val="both"/>
+        <w:textAlignment w:val="auto"/>
+        <w:rPr>
+          <w:rFonts w:hint="eastAsia" w:ascii="宋体" w:hAnsi="宋体" w:eastAsia="宋体" w:cs="宋体"/>
+          <w:lang w:val="en-US" w:eastAsia="zh-CN"/>
+        </w:rPr>
+      </w:pPr>
+      <w:r>
+        <w:rPr>
+          <w:rFonts w:hint="eastAsia" w:ascii="宋体" w:hAnsi="宋体" w:eastAsia="宋体" w:cs="宋体"/>
+          <w:lang w:val="en-US" w:eastAsia="zh-CN"/>
+        </w:rPr>
+        <w:t xml:space="preserve">    RFRND = 0x04;                   //无线电上电</w:t>
+      </w:r>
+    </w:p>
+    <w:p>
+      <w:pPr>
+        <w:keepNext w:val="0"/>
+        <w:keepLines w:val="0"/>
+        <w:pageBreakBefore w:val="0"/>
+        <w:widowControl w:val="0"/>
+        <w:kinsoku/>
+        <w:wordWrap/>
+        <w:overflowPunct/>
+        <w:topLinePunct w:val="0"/>
+        <w:autoSpaceDE/>
+        <w:autoSpaceDN/>
+        <w:bidi w:val="0"/>
+        <w:adjustRightInd/>
+        <w:snapToGrid/>
+        <w:ind w:firstLine="0" w:firstLineChars="0"/>
+        <w:jc w:val="both"/>
+        <w:textAlignment w:val="auto"/>
+        <w:rPr>
+          <w:rFonts w:hint="eastAsia" w:ascii="宋体" w:hAnsi="宋体" w:eastAsia="宋体" w:cs="宋体"/>
+          <w:lang w:val="en-US" w:eastAsia="zh-CN"/>
+        </w:rPr>
+      </w:pPr>
+      <w:r>
+        <w:rPr>
+          <w:rFonts w:hint="eastAsia" w:ascii="宋体" w:hAnsi="宋体" w:eastAsia="宋体" w:cs="宋体"/>
+          <w:lang w:val="en-US" w:eastAsia="zh-CN"/>
+        </w:rPr>
+        <w:t xml:space="preserve">    while(RFRND &amp; 0x10);            //等待上电完毕</w:t>
+      </w:r>
+    </w:p>
+    <w:p>
+      <w:pPr>
+        <w:keepNext w:val="0"/>
+        <w:keepLines w:val="0"/>
+        <w:pageBreakBefore w:val="0"/>
+        <w:widowControl w:val="0"/>
+        <w:kinsoku/>
+        <w:wordWrap/>
+        <w:overflowPunct/>
+        <w:topLinePunct w:val="0"/>
+        <w:autoSpaceDE/>
+        <w:autoSpaceDN/>
+        <w:bidi w:val="0"/>
+        <w:adjustRightInd/>
+        <w:snapToGrid/>
+        <w:ind w:firstLine="0" w:firstLineChars="0"/>
+        <w:jc w:val="both"/>
+        <w:textAlignment w:val="auto"/>
+        <w:rPr>
+          <w:rFonts w:hint="eastAsia" w:ascii="宋体" w:hAnsi="宋体" w:eastAsia="宋体" w:cs="宋体"/>
+          <w:lang w:val="en-US" w:eastAsia="zh-CN"/>
+        </w:rPr>
+      </w:pPr>
+      <w:r>
+        <w:rPr>
+          <w:rFonts w:hint="eastAsia" w:ascii="宋体" w:hAnsi="宋体" w:eastAsia="宋体" w:cs="宋体"/>
+          <w:lang w:val="en-US" w:eastAsia="zh-CN"/>
+        </w:rPr>
+        <w:t xml:space="preserve">    RFST = 0xE2;                    //让无线电处于无限TX状态</w:t>
+      </w:r>
+    </w:p>
+    <w:p>
+      <w:pPr>
+        <w:keepNext w:val="0"/>
+        <w:keepLines w:val="0"/>
+        <w:pageBreakBefore w:val="0"/>
+        <w:widowControl w:val="0"/>
+        <w:kinsoku/>
+        <w:wordWrap/>
+        <w:overflowPunct/>
+        <w:topLinePunct w:val="0"/>
+        <w:autoSpaceDE/>
+        <w:autoSpaceDN/>
+        <w:bidi w:val="0"/>
+        <w:adjustRightInd/>
+        <w:snapToGrid/>
+        <w:ind w:firstLine="0" w:firstLineChars="0"/>
+        <w:jc w:val="both"/>
+        <w:textAlignment w:val="auto"/>
+        <w:rPr>
+          <w:rFonts w:hint="eastAsia" w:ascii="宋体" w:hAnsi="宋体" w:eastAsia="宋体" w:cs="宋体"/>
+          <w:lang w:val="en-US" w:eastAsia="zh-CN"/>
+        </w:rPr>
+      </w:pPr>
+      <w:r>
+        <w:rPr>
+          <w:rFonts w:hint="eastAsia" w:ascii="宋体" w:hAnsi="宋体" w:eastAsia="宋体" w:cs="宋体"/>
+          <w:lang w:val="en-US" w:eastAsia="zh-CN"/>
+        </w:rPr>
+        <w:t xml:space="preserve">    ADCCON1 &amp;= ~0x0C;               //正常运行发生器</w:t>
+      </w:r>
+    </w:p>
+    <w:p>
+      <w:pPr>
+        <w:keepNext w:val="0"/>
+        <w:keepLines w:val="0"/>
+        <w:pageBreakBefore w:val="0"/>
+        <w:widowControl w:val="0"/>
+        <w:kinsoku/>
+        <w:wordWrap/>
+        <w:overflowPunct/>
+        <w:topLinePunct w:val="0"/>
+        <w:autoSpaceDE/>
+        <w:autoSpaceDN/>
+        <w:bidi w:val="0"/>
+        <w:adjustRightInd/>
+        <w:snapToGrid/>
+        <w:ind w:firstLine="0" w:firstLineChars="0"/>
+        <w:jc w:val="both"/>
+        <w:textAlignment w:val="auto"/>
+        <w:rPr>
+          <w:rFonts w:hint="eastAsia" w:ascii="宋体" w:hAnsi="宋体" w:eastAsia="宋体" w:cs="宋体"/>
+          <w:lang w:val="en-US" w:eastAsia="zh-CN"/>
+        </w:rPr>
+      </w:pPr>
+      <w:r>
+        <w:rPr>
+          <w:rFonts w:hint="eastAsia" w:ascii="宋体" w:hAnsi="宋体" w:eastAsia="宋体" w:cs="宋体"/>
+          <w:lang w:val="en-US" w:eastAsia="zh-CN"/>
+        </w:rPr>
+        <w:t xml:space="preserve">    RNDH = ADCTEST2;</w:t>
+      </w:r>
+    </w:p>
+    <w:p>
+      <w:pPr>
+        <w:keepNext w:val="0"/>
+        <w:keepLines w:val="0"/>
+        <w:pageBreakBefore w:val="0"/>
+        <w:widowControl w:val="0"/>
+        <w:kinsoku/>
+        <w:wordWrap/>
+        <w:overflowPunct/>
+        <w:topLinePunct w:val="0"/>
+        <w:autoSpaceDE/>
+        <w:autoSpaceDN/>
+        <w:bidi w:val="0"/>
+        <w:adjustRightInd/>
+        <w:snapToGrid/>
+        <w:ind w:firstLine="0" w:firstLineChars="0"/>
+        <w:jc w:val="both"/>
+        <w:textAlignment w:val="auto"/>
+        <w:rPr>
+          <w:rFonts w:hint="eastAsia" w:ascii="宋体" w:hAnsi="宋体" w:eastAsia="宋体" w:cs="宋体"/>
+          <w:lang w:val="en-US" w:eastAsia="zh-CN"/>
+        </w:rPr>
+      </w:pPr>
+      <w:r>
+        <w:rPr>
+          <w:rFonts w:hint="eastAsia" w:ascii="宋体" w:hAnsi="宋体" w:eastAsia="宋体" w:cs="宋体"/>
+          <w:lang w:val="en-US" w:eastAsia="zh-CN"/>
+        </w:rPr>
+        <w:t xml:space="preserve">    ADCCON1 |= 0x04;                //使能随机发生器</w:t>
+      </w:r>
+    </w:p>
+    <w:p>
+      <w:pPr>
+        <w:keepNext w:val="0"/>
+        <w:keepLines w:val="0"/>
+        <w:pageBreakBefore w:val="0"/>
+        <w:widowControl w:val="0"/>
+        <w:kinsoku/>
+        <w:wordWrap/>
+        <w:overflowPunct/>
+        <w:topLinePunct w:val="0"/>
+        <w:autoSpaceDE/>
+        <w:autoSpaceDN/>
+        <w:bidi w:val="0"/>
+        <w:adjustRightInd/>
+        <w:snapToGrid/>
+        <w:ind w:firstLine="0" w:firstLineChars="0"/>
+        <w:jc w:val="both"/>
+        <w:textAlignment w:val="auto"/>
+        <w:rPr>
+          <w:rFonts w:hint="eastAsia" w:ascii="宋体" w:hAnsi="宋体" w:eastAsia="宋体" w:cs="宋体"/>
+          <w:lang w:val="en-US" w:eastAsia="zh-CN"/>
+        </w:rPr>
+      </w:pPr>
+      <w:r>
+        <w:rPr>
+          <w:rFonts w:hint="eastAsia" w:ascii="宋体" w:hAnsi="宋体" w:eastAsia="宋体" w:cs="宋体"/>
+          <w:lang w:val="en-US" w:eastAsia="zh-CN"/>
+        </w:rPr>
+        <w:t>}</w:t>
+      </w:r>
+    </w:p>
+    <w:p>
+      <w:pPr>
+        <w:keepNext w:val="0"/>
+        <w:keepLines w:val="0"/>
+        <w:pageBreakBefore w:val="0"/>
+        <w:widowControl w:val="0"/>
+        <w:kinsoku/>
+        <w:wordWrap/>
+        <w:overflowPunct/>
+        <w:topLinePunct w:val="0"/>
+        <w:autoSpaceDE/>
+        <w:autoSpaceDN/>
+        <w:bidi w:val="0"/>
+        <w:adjustRightInd/>
+        <w:snapToGrid/>
+        <w:ind w:firstLine="400" w:firstLineChars="200"/>
+        <w:jc w:val="both"/>
+        <w:textAlignment w:val="auto"/>
+        <w:rPr>
+          <w:rFonts w:hint="eastAsia" w:ascii="宋体" w:hAnsi="宋体" w:eastAsia="宋体" w:cs="宋体"/>
+          <w:lang w:val="en-US" w:eastAsia="zh-CN"/>
+        </w:rPr>
+      </w:pPr>
+      <w:r>
+        <w:rPr>
+          <w:rFonts w:hint="eastAsia" w:ascii="宋体" w:hAnsi="宋体" w:eastAsia="宋体" w:cs="宋体"/>
+          <w:lang w:val="en-US" w:eastAsia="zh-CN"/>
+        </w:rPr>
+        <w:t>每次按下按键1使能外部中断，生成一个随机数，对随机数的个位数进行对3取余并实现以下功能：</w:t>
+      </w:r>
+    </w:p>
+    <w:p>
+      <w:pPr>
+        <w:keepNext w:val="0"/>
+        <w:keepLines w:val="0"/>
+        <w:pageBreakBefore w:val="0"/>
+        <w:widowControl w:val="0"/>
+        <w:kinsoku/>
+        <w:wordWrap/>
+        <w:overflowPunct/>
+        <w:topLinePunct w:val="0"/>
+        <w:autoSpaceDE/>
+        <w:autoSpaceDN/>
+        <w:bidi w:val="0"/>
+        <w:adjustRightInd/>
+        <w:snapToGrid/>
+        <w:ind w:firstLine="400" w:firstLineChars="200"/>
+        <w:jc w:val="both"/>
+        <w:textAlignment w:val="auto"/>
+        <w:rPr>
+          <w:rFonts w:hint="eastAsia" w:ascii="宋体" w:hAnsi="宋体" w:eastAsia="宋体" w:cs="宋体"/>
+          <w:lang w:val="en-US" w:eastAsia="zh-CN"/>
+        </w:rPr>
+      </w:pPr>
+      <w:r>
+        <w:rPr>
+          <w:rFonts w:hint="eastAsia" w:ascii="宋体" w:hAnsi="宋体" w:eastAsia="宋体" w:cs="宋体"/>
+          <w:lang w:val="en-US" w:eastAsia="zh-CN"/>
+        </w:rPr>
+        <w:t>余数为0时LED1亮，LED2灭，LED3灭；</w:t>
+      </w:r>
+    </w:p>
+    <w:p>
+      <w:pPr>
+        <w:keepNext w:val="0"/>
+        <w:keepLines w:val="0"/>
+        <w:pageBreakBefore w:val="0"/>
+        <w:widowControl w:val="0"/>
+        <w:kinsoku/>
+        <w:wordWrap/>
+        <w:overflowPunct/>
+        <w:topLinePunct w:val="0"/>
+        <w:autoSpaceDE/>
+        <w:autoSpaceDN/>
+        <w:bidi w:val="0"/>
+        <w:adjustRightInd/>
+        <w:snapToGrid/>
+        <w:ind w:firstLine="400" w:firstLineChars="200"/>
+        <w:jc w:val="both"/>
+        <w:textAlignment w:val="auto"/>
+        <w:rPr>
+          <w:rFonts w:hint="eastAsia" w:ascii="宋体" w:hAnsi="宋体" w:eastAsia="宋体" w:cs="宋体"/>
+          <w:lang w:val="en-US" w:eastAsia="zh-CN"/>
+        </w:rPr>
+      </w:pPr>
+      <w:r>
+        <w:rPr>
+          <w:rFonts w:hint="eastAsia" w:ascii="宋体" w:hAnsi="宋体" w:eastAsia="宋体" w:cs="宋体"/>
+          <w:lang w:val="en-US" w:eastAsia="zh-CN"/>
+        </w:rPr>
+        <w:t>余数为1时LED1灭，LED2亮，LED3灭；</w:t>
+      </w:r>
+    </w:p>
+    <w:p>
+      <w:pPr>
+        <w:keepNext w:val="0"/>
+        <w:keepLines w:val="0"/>
+        <w:pageBreakBefore w:val="0"/>
+        <w:widowControl w:val="0"/>
+        <w:kinsoku/>
+        <w:wordWrap/>
+        <w:overflowPunct/>
+        <w:topLinePunct w:val="0"/>
+        <w:autoSpaceDE/>
+        <w:autoSpaceDN/>
+        <w:bidi w:val="0"/>
+        <w:adjustRightInd/>
+        <w:snapToGrid/>
+        <w:ind w:firstLine="400" w:firstLineChars="200"/>
+        <w:jc w:val="both"/>
+        <w:textAlignment w:val="auto"/>
+        <w:rPr>
+          <w:rFonts w:hint="eastAsia" w:ascii="宋体" w:hAnsi="宋体" w:eastAsia="宋体" w:cs="宋体"/>
+          <w:lang w:val="en-US" w:eastAsia="zh-CN"/>
+        </w:rPr>
+      </w:pPr>
+      <w:r>
+        <w:rPr>
+          <w:rFonts w:hint="eastAsia" w:ascii="宋体" w:hAnsi="宋体" w:eastAsia="宋体" w:cs="宋体"/>
+          <w:lang w:val="en-US" w:eastAsia="zh-CN"/>
+        </w:rPr>
+        <w:t>余数为2时LED1灭，LED2灭，LED3亮。</w:t>
+      </w:r>
+    </w:p>
+    <w:p>
+      <w:pPr>
+        <w:keepNext w:val="0"/>
+        <w:keepLines w:val="0"/>
+        <w:pageBreakBefore w:val="0"/>
+        <w:widowControl w:val="0"/>
+        <w:kinsoku/>
+        <w:wordWrap/>
+        <w:overflowPunct/>
+        <w:topLinePunct w:val="0"/>
+        <w:autoSpaceDE/>
+        <w:autoSpaceDN/>
+        <w:bidi w:val="0"/>
+        <w:adjustRightInd/>
+        <w:snapToGrid/>
+        <w:ind w:firstLine="400" w:firstLineChars="200"/>
+        <w:jc w:val="both"/>
+        <w:textAlignment w:val="auto"/>
+        <w:rPr>
+          <w:rFonts w:hint="eastAsia" w:ascii="宋体" w:hAnsi="宋体" w:eastAsia="宋体" w:cs="宋体"/>
+          <w:lang w:val="en-US" w:eastAsia="zh-CN"/>
+        </w:rPr>
+      </w:pPr>
+      <w:r>
+        <w:rPr>
+          <w:rFonts w:hint="eastAsia" w:ascii="宋体" w:hAnsi="宋体" w:eastAsia="宋体" w:cs="宋体"/>
+        </w:rPr>
+        <w:t>外部中断配置参考实验</w:t>
+      </w:r>
+      <w:r>
+        <w:rPr>
+          <w:rFonts w:hint="eastAsia" w:ascii="宋体" w:hAnsi="宋体" w:eastAsia="宋体" w:cs="宋体"/>
+        </w:rPr>
+        <w:fldChar w:fldCharType="begin"/>
+      </w:r>
+      <w:r>
+        <w:rPr>
+          <w:rFonts w:hint="eastAsia" w:ascii="宋体" w:hAnsi="宋体" w:eastAsia="宋体" w:cs="宋体"/>
+        </w:rPr>
+        <w:instrText xml:space="preserve"> HYPERLINK "https://blog.csdn.net/uwaycontech/article/details/149576210?spm=1011.2124.3001.6209" </w:instrText>
+      </w:r>
+      <w:r>
+        <w:rPr>
+          <w:rFonts w:hint="eastAsia" w:ascii="宋体" w:hAnsi="宋体" w:eastAsia="宋体" w:cs="宋体"/>
+        </w:rPr>
+        <w:fldChar w:fldCharType="separate"/>
+      </w:r>
+      <w:r>
+        <w:rPr>
+          <w:rFonts w:hint="eastAsia" w:ascii="宋体" w:hAnsi="宋体" w:eastAsia="宋体" w:cs="宋体"/>
+        </w:rPr>
+        <w:t>“4-CC2530 外部中断配置”</w:t>
+      </w:r>
+      <w:r>
+        <w:rPr>
+          <w:rFonts w:hint="eastAsia" w:ascii="宋体" w:hAnsi="宋体" w:eastAsia="宋体" w:cs="宋体"/>
+        </w:rPr>
+        <w:fldChar w:fldCharType="end"/>
+      </w:r>
+      <w:r>
+        <w:rPr>
+          <w:rFonts w:hint="eastAsia" w:ascii="宋体" w:hAnsi="宋体" w:eastAsia="宋体" w:cs="宋体"/>
+        </w:rPr>
+        <w:t>。</w:t>
+      </w:r>
+    </w:p>
+    <w:p>
+      <w:pPr>
+        <w:keepNext w:val="0"/>
+        <w:keepLines w:val="0"/>
+        <w:pageBreakBefore w:val="0"/>
+        <w:widowControl w:val="0"/>
+        <w:kinsoku/>
+        <w:wordWrap/>
+        <w:overflowPunct/>
+        <w:topLinePunct w:val="0"/>
+        <w:autoSpaceDE/>
+        <w:autoSpaceDN/>
+        <w:bidi w:val="0"/>
+        <w:adjustRightInd/>
+        <w:snapToGrid/>
+        <w:ind w:firstLine="400" w:firstLineChars="200"/>
+        <w:jc w:val="both"/>
+        <w:textAlignment w:val="auto"/>
+        <w:rPr>
+          <w:rFonts w:hint="eastAsia" w:ascii="宋体" w:hAnsi="宋体" w:eastAsia="宋体" w:cs="宋体"/>
+          <w:lang w:val="en-US" w:eastAsia="zh-CN"/>
+        </w:rPr>
+      </w:pPr>
+      <w:r>
+        <w:rPr>
+          <w:rFonts w:hint="eastAsia" w:ascii="宋体" w:hAnsi="宋体" w:eastAsia="宋体" w:cs="宋体"/>
+          <w:lang w:val="en-US" w:eastAsia="zh-CN"/>
+        </w:rPr>
+        <w:t>通过以下程序实现：</w:t>
+      </w:r>
       <w:bookmarkStart w:id="0" w:name="_GoBack"/>
-      <w:r>
-        <w:rPr>
-          <w:rFonts w:hint="eastAsia" w:ascii="宋体" w:hAnsi="宋体" w:eastAsia="宋体" w:cs="宋体"/>
-          <w:lang w:val="en-US" w:eastAsia="zh-CN"/>
-        </w:rPr>
-        <w:t>void rnd_init(void)</w:t>
-      </w:r>
-    </w:p>
-    <w:p>
-      <w:pPr>
-        <w:keepNext w:val="0"/>
-        <w:keepLines w:val="0"/>
-        <w:pageBreakBefore w:val="0"/>
-        <w:widowControl w:val="0"/>
-        <w:kinsoku/>
-        <w:wordWrap/>
-        <w:overflowPunct/>
-        <w:topLinePunct w:val="0"/>
-        <w:autoSpaceDE/>
-        <w:autoSpaceDN/>
-        <w:bidi w:val="0"/>
-        <w:adjustRightInd/>
-        <w:snapToGrid/>
-        <w:ind w:firstLine="0" w:firstLineChars="0"/>
-        <w:jc w:val="both"/>
-        <w:textAlignment w:val="auto"/>
-        <w:rPr>
-          <w:rFonts w:hint="eastAsia" w:ascii="宋体" w:hAnsi="宋体" w:eastAsia="宋体" w:cs="宋体"/>
-          <w:lang w:val="en-US" w:eastAsia="zh-CN"/>
-        </w:rPr>
-      </w:pPr>
-      <w:r>
-        <w:rPr>
-          <w:rFonts w:hint="eastAsia" w:ascii="宋体" w:hAnsi="宋体" w:eastAsia="宋体" w:cs="宋体"/>
-          <w:lang w:val="en-US" w:eastAsia="zh-CN"/>
-        </w:rPr>
-        <w:t>{</w:t>
-      </w:r>
-    </w:p>
-    <w:p>
-      <w:pPr>
-        <w:keepNext w:val="0"/>
-        <w:keepLines w:val="0"/>
-        <w:pageBreakBefore w:val="0"/>
-        <w:widowControl w:val="0"/>
-        <w:kinsoku/>
-        <w:wordWrap/>
-        <w:overflowPunct/>
-        <w:topLinePunct w:val="0"/>
-        <w:autoSpaceDE/>
-        <w:autoSpaceDN/>
-        <w:bidi w:val="0"/>
-        <w:adjustRightInd/>
-        <w:snapToGrid/>
-        <w:ind w:firstLine="0" w:firstLineChars="0"/>
-        <w:jc w:val="both"/>
-        <w:textAlignment w:val="auto"/>
-        <w:rPr>
-          <w:rFonts w:hint="eastAsia" w:ascii="宋体" w:hAnsi="宋体" w:eastAsia="宋体" w:cs="宋体"/>
-          <w:lang w:val="en-US" w:eastAsia="zh-CN"/>
-        </w:rPr>
-      </w:pPr>
-      <w:r>
-        <w:rPr>
-          <w:rFonts w:hint="eastAsia" w:ascii="宋体" w:hAnsi="宋体" w:eastAsia="宋体" w:cs="宋体"/>
-          <w:lang w:val="en-US" w:eastAsia="zh-CN"/>
-        </w:rPr>
-        <w:t xml:space="preserve">    RFRND = 0x04;                   //无线电上电</w:t>
-      </w:r>
-    </w:p>
-    <w:p>
-      <w:pPr>
-        <w:keepNext w:val="0"/>
-        <w:keepLines w:val="0"/>
-        <w:pageBreakBefore w:val="0"/>
-        <w:widowControl w:val="0"/>
-        <w:kinsoku/>
-        <w:wordWrap/>
-        <w:overflowPunct/>
-        <w:topLinePunct w:val="0"/>
-        <w:autoSpaceDE/>
-        <w:autoSpaceDN/>
-        <w:bidi w:val="0"/>
-        <w:adjustRightInd/>
-        <w:snapToGrid/>
-        <w:ind w:firstLine="0" w:firstLineChars="0"/>
-        <w:jc w:val="both"/>
-        <w:textAlignment w:val="auto"/>
-        <w:rPr>
-          <w:rFonts w:hint="eastAsia" w:ascii="宋体" w:hAnsi="宋体" w:eastAsia="宋体" w:cs="宋体"/>
-          <w:lang w:val="en-US" w:eastAsia="zh-CN"/>
-        </w:rPr>
-      </w:pPr>
-      <w:r>
-        <w:rPr>
-          <w:rFonts w:hint="eastAsia" w:ascii="宋体" w:hAnsi="宋体" w:eastAsia="宋体" w:cs="宋体"/>
-          <w:lang w:val="en-US" w:eastAsia="zh-CN"/>
-        </w:rPr>
-        <w:t xml:space="preserve">    while(RFRND &amp; 0x10);            //等待上电完毕</w:t>
-      </w:r>
-    </w:p>
-    <w:p>
-      <w:pPr>
-        <w:keepNext w:val="0"/>
-        <w:keepLines w:val="0"/>
-        <w:pageBreakBefore w:val="0"/>
-        <w:widowControl w:val="0"/>
-        <w:kinsoku/>
-        <w:wordWrap/>
-        <w:overflowPunct/>
-        <w:topLinePunct w:val="0"/>
-        <w:autoSpaceDE/>
-        <w:autoSpaceDN/>
-        <w:bidi w:val="0"/>
-        <w:adjustRightInd/>
-        <w:snapToGrid/>
-        <w:ind w:firstLine="0" w:firstLineChars="0"/>
-        <w:jc w:val="both"/>
-        <w:textAlignment w:val="auto"/>
-        <w:rPr>
-          <w:rFonts w:hint="eastAsia" w:ascii="宋体" w:hAnsi="宋体" w:eastAsia="宋体" w:cs="宋体"/>
-          <w:lang w:val="en-US" w:eastAsia="zh-CN"/>
-        </w:rPr>
-      </w:pPr>
-      <w:r>
-        <w:rPr>
-          <w:rFonts w:hint="eastAsia" w:ascii="宋体" w:hAnsi="宋体" w:eastAsia="宋体" w:cs="宋体"/>
-          <w:lang w:val="en-US" w:eastAsia="zh-CN"/>
-        </w:rPr>
-        <w:t xml:space="preserve">    RFST = 0xE2;                    //让无线电处于无限TX状态</w:t>
-      </w:r>
-    </w:p>
-    <w:p>
-      <w:pPr>
-        <w:keepNext w:val="0"/>
-        <w:keepLines w:val="0"/>
-        <w:pageBreakBefore w:val="0"/>
-        <w:widowControl w:val="0"/>
-        <w:kinsoku/>
-        <w:wordWrap/>
-        <w:overflowPunct/>
-        <w:topLinePunct w:val="0"/>
-        <w:autoSpaceDE/>
-        <w:autoSpaceDN/>
-        <w:bidi w:val="0"/>
-        <w:adjustRightInd/>
-        <w:snapToGrid/>
-        <w:ind w:firstLine="0" w:firstLineChars="0"/>
-        <w:jc w:val="both"/>
-        <w:textAlignment w:val="auto"/>
-        <w:rPr>
-          <w:rFonts w:hint="eastAsia" w:ascii="宋体" w:hAnsi="宋体" w:eastAsia="宋体" w:cs="宋体"/>
-          <w:lang w:val="en-US" w:eastAsia="zh-CN"/>
-        </w:rPr>
-      </w:pPr>
-      <w:r>
-        <w:rPr>
-          <w:rFonts w:hint="eastAsia" w:ascii="宋体" w:hAnsi="宋体" w:eastAsia="宋体" w:cs="宋体"/>
-          <w:lang w:val="en-US" w:eastAsia="zh-CN"/>
-        </w:rPr>
-        <w:t xml:space="preserve">    ADCCON1 &amp;= ~0x0C;               //正常运行发生器</w:t>
-      </w:r>
-    </w:p>
-    <w:p>
-      <w:pPr>
-        <w:keepNext w:val="0"/>
-        <w:keepLines w:val="0"/>
-        <w:pageBreakBefore w:val="0"/>
-        <w:widowControl w:val="0"/>
-        <w:kinsoku/>
-        <w:wordWrap/>
-        <w:overflowPunct/>
-        <w:topLinePunct w:val="0"/>
-        <w:autoSpaceDE/>
-        <w:autoSpaceDN/>
-        <w:bidi w:val="0"/>
-        <w:adjustRightInd/>
-        <w:snapToGrid/>
-        <w:ind w:firstLine="0" w:firstLineChars="0"/>
-        <w:jc w:val="both"/>
-        <w:textAlignment w:val="auto"/>
-        <w:rPr>
-          <w:rFonts w:hint="eastAsia" w:ascii="宋体" w:hAnsi="宋体" w:eastAsia="宋体" w:cs="宋体"/>
-          <w:lang w:val="en-US" w:eastAsia="zh-CN"/>
-        </w:rPr>
-      </w:pPr>
-      <w:r>
-        <w:rPr>
-          <w:rFonts w:hint="eastAsia" w:ascii="宋体" w:hAnsi="宋体" w:eastAsia="宋体" w:cs="宋体"/>
-          <w:lang w:val="en-US" w:eastAsia="zh-CN"/>
-        </w:rPr>
-        <w:t xml:space="preserve">    RNDH = ADCTEST2;</w:t>
-      </w:r>
-    </w:p>
-    <w:p>
-      <w:pPr>
-        <w:keepNext w:val="0"/>
-        <w:keepLines w:val="0"/>
-        <w:pageBreakBefore w:val="0"/>
-        <w:widowControl w:val="0"/>
-        <w:kinsoku/>
-        <w:wordWrap/>
-        <w:overflowPunct/>
-        <w:topLinePunct w:val="0"/>
-        <w:autoSpaceDE/>
-        <w:autoSpaceDN/>
-        <w:bidi w:val="0"/>
-        <w:adjustRightInd/>
-        <w:snapToGrid/>
-        <w:ind w:firstLine="0" w:firstLineChars="0"/>
-        <w:jc w:val="both"/>
-        <w:textAlignment w:val="auto"/>
-        <w:rPr>
-          <w:rFonts w:hint="eastAsia" w:ascii="宋体" w:hAnsi="宋体" w:eastAsia="宋体" w:cs="宋体"/>
-          <w:lang w:val="en-US" w:eastAsia="zh-CN"/>
-        </w:rPr>
-      </w:pPr>
-      <w:r>
-        <w:rPr>
-          <w:rFonts w:hint="eastAsia" w:ascii="宋体" w:hAnsi="宋体" w:eastAsia="宋体" w:cs="宋体"/>
-          <w:lang w:val="en-US" w:eastAsia="zh-CN"/>
-        </w:rPr>
-        <w:t xml:space="preserve">    ADCCON1 |= 0x04;                //使能随机发生器</w:t>
-      </w:r>
-    </w:p>
-    <w:p>
-      <w:pPr>
-        <w:keepNext w:val="0"/>
-        <w:keepLines w:val="0"/>
-        <w:pageBreakBefore w:val="0"/>
-        <w:widowControl w:val="0"/>
-        <w:kinsoku/>
-        <w:wordWrap/>
-        <w:overflowPunct/>
-        <w:topLinePunct w:val="0"/>
-        <w:autoSpaceDE/>
-        <w:autoSpaceDN/>
-        <w:bidi w:val="0"/>
-        <w:adjustRightInd/>
-        <w:snapToGrid/>
-        <w:ind w:firstLine="0" w:firstLineChars="0"/>
-        <w:jc w:val="both"/>
-        <w:textAlignment w:val="auto"/>
-        <w:rPr>
-          <w:rFonts w:hint="eastAsia" w:ascii="宋体" w:hAnsi="宋体" w:eastAsia="宋体" w:cs="宋体"/>
-          <w:lang w:val="en-US" w:eastAsia="zh-CN"/>
-        </w:rPr>
-      </w:pPr>
-      <w:r>
-        <w:rPr>
-          <w:rFonts w:hint="eastAsia" w:ascii="宋体" w:hAnsi="宋体" w:eastAsia="宋体" w:cs="宋体"/>
-          <w:lang w:val="en-US" w:eastAsia="zh-CN"/>
-        </w:rPr>
-        <w:t>}</w:t>
-      </w:r>
-    </w:p>
-    <w:bookmarkEnd w:id="0"/>
-    <w:p>
-      <w:pPr>
-        <w:keepNext w:val="0"/>
-        <w:keepLines w:val="0"/>
-        <w:pageBreakBefore w:val="0"/>
-        <w:widowControl w:val="0"/>
-        <w:kinsoku/>
-        <w:wordWrap/>
-        <w:overflowPunct/>
-        <w:topLinePunct w:val="0"/>
-        <w:autoSpaceDE/>
-        <w:autoSpaceDN/>
-        <w:bidi w:val="0"/>
-        <w:adjustRightInd/>
-        <w:snapToGrid/>
-        <w:ind w:firstLine="400" w:firstLineChars="200"/>
-        <w:jc w:val="both"/>
-        <w:textAlignment w:val="auto"/>
-        <w:rPr>
-          <w:rFonts w:hint="eastAsia" w:ascii="宋体" w:hAnsi="宋体" w:eastAsia="宋体" w:cs="宋体"/>
-          <w:lang w:val="en-US" w:eastAsia="zh-CN"/>
-        </w:rPr>
-      </w:pPr>
-      <w:r>
-        <w:rPr>
-          <w:rFonts w:hint="eastAsia" w:ascii="宋体" w:hAnsi="宋体" w:eastAsia="宋体" w:cs="宋体"/>
-          <w:lang w:val="en-US" w:eastAsia="zh-CN"/>
-        </w:rPr>
-        <w:t>每次按下按键1使能外部中断，生成一个随机数，对随机数的个位数进行对3取余并实现以下功能：</w:t>
-      </w:r>
-    </w:p>
-    <w:p>
-      <w:pPr>
-        <w:keepNext w:val="0"/>
-        <w:keepLines w:val="0"/>
-        <w:pageBreakBefore w:val="0"/>
-        <w:widowControl w:val="0"/>
-        <w:kinsoku/>
-        <w:wordWrap/>
-        <w:overflowPunct/>
-        <w:topLinePunct w:val="0"/>
-        <w:autoSpaceDE/>
-        <w:autoSpaceDN/>
-        <w:bidi w:val="0"/>
-        <w:adjustRightInd/>
-        <w:snapToGrid/>
-        <w:ind w:firstLine="400" w:firstLineChars="200"/>
-        <w:jc w:val="both"/>
-        <w:textAlignment w:val="auto"/>
-        <w:rPr>
-          <w:rFonts w:hint="eastAsia" w:ascii="宋体" w:hAnsi="宋体" w:eastAsia="宋体" w:cs="宋体"/>
-          <w:lang w:val="en-US" w:eastAsia="zh-CN"/>
-        </w:rPr>
-      </w:pPr>
-      <w:r>
-        <w:rPr>
-          <w:rFonts w:hint="eastAsia" w:ascii="宋体" w:hAnsi="宋体" w:eastAsia="宋体" w:cs="宋体"/>
-          <w:lang w:val="en-US" w:eastAsia="zh-CN"/>
-        </w:rPr>
-        <w:t>余数为0时LED1亮，LED2灭，LED3灭；</w:t>
-      </w:r>
-    </w:p>
-    <w:p>
-      <w:pPr>
-        <w:keepNext w:val="0"/>
-        <w:keepLines w:val="0"/>
-        <w:pageBreakBefore w:val="0"/>
-        <w:widowControl w:val="0"/>
-        <w:kinsoku/>
-        <w:wordWrap/>
-        <w:overflowPunct/>
-        <w:topLinePunct w:val="0"/>
-        <w:autoSpaceDE/>
-        <w:autoSpaceDN/>
-        <w:bidi w:val="0"/>
-        <w:adjustRightInd/>
-        <w:snapToGrid/>
-        <w:ind w:firstLine="400" w:firstLineChars="200"/>
-        <w:jc w:val="both"/>
-        <w:textAlignment w:val="auto"/>
-        <w:rPr>
-          <w:rFonts w:hint="eastAsia" w:ascii="宋体" w:hAnsi="宋体" w:eastAsia="宋体" w:cs="宋体"/>
-          <w:lang w:val="en-US" w:eastAsia="zh-CN"/>
-        </w:rPr>
-      </w:pPr>
-      <w:r>
-        <w:rPr>
-          <w:rFonts w:hint="eastAsia" w:ascii="宋体" w:hAnsi="宋体" w:eastAsia="宋体" w:cs="宋体"/>
-          <w:lang w:val="en-US" w:eastAsia="zh-CN"/>
-        </w:rPr>
-        <w:t>余数为1时LED1灭，LED2亮，LED3灭；</w:t>
-      </w:r>
-    </w:p>
-    <w:p>
-      <w:pPr>
-        <w:keepNext w:val="0"/>
-        <w:keepLines w:val="0"/>
-        <w:pageBreakBefore w:val="0"/>
-        <w:widowControl w:val="0"/>
-        <w:kinsoku/>
-        <w:wordWrap/>
-        <w:overflowPunct/>
-        <w:topLinePunct w:val="0"/>
-        <w:autoSpaceDE/>
-        <w:autoSpaceDN/>
-        <w:bidi w:val="0"/>
-        <w:adjustRightInd/>
-        <w:snapToGrid/>
-        <w:ind w:firstLine="400" w:firstLineChars="200"/>
-        <w:jc w:val="both"/>
-        <w:textAlignment w:val="auto"/>
-        <w:rPr>
-          <w:rFonts w:hint="eastAsia" w:ascii="宋体" w:hAnsi="宋体" w:eastAsia="宋体" w:cs="宋体"/>
-          <w:lang w:val="en-US" w:eastAsia="zh-CN"/>
-        </w:rPr>
-      </w:pPr>
-      <w:r>
-        <w:rPr>
-          <w:rFonts w:hint="eastAsia" w:ascii="宋体" w:hAnsi="宋体" w:eastAsia="宋体" w:cs="宋体"/>
-          <w:lang w:val="en-US" w:eastAsia="zh-CN"/>
-        </w:rPr>
-        <w:t>余数为2时LED1灭，LED2灭，LED3亮。</w:t>
-      </w:r>
-    </w:p>
-    <w:p>
-      <w:pPr>
-        <w:keepNext w:val="0"/>
-        <w:keepLines w:val="0"/>
-        <w:pageBreakBefore w:val="0"/>
-        <w:widowControl w:val="0"/>
-        <w:kinsoku/>
-        <w:wordWrap/>
-        <w:overflowPunct/>
-        <w:topLinePunct w:val="0"/>
-        <w:autoSpaceDE/>
-        <w:autoSpaceDN/>
-        <w:bidi w:val="0"/>
-        <w:adjustRightInd/>
-        <w:snapToGrid/>
-        <w:ind w:firstLine="400" w:firstLineChars="200"/>
-        <w:jc w:val="both"/>
-        <w:textAlignment w:val="auto"/>
-        <w:rPr>
-          <w:rFonts w:hint="eastAsia" w:ascii="宋体" w:hAnsi="宋体" w:eastAsia="宋体" w:cs="宋体"/>
-          <w:lang w:val="en-US" w:eastAsia="zh-CN"/>
-        </w:rPr>
-      </w:pPr>
-      <w:r>
-        <w:rPr>
-          <w:rFonts w:hint="eastAsia" w:ascii="宋体" w:hAnsi="宋体" w:eastAsia="宋体" w:cs="宋体"/>
-          <w:lang w:val="en-US" w:eastAsia="zh-CN"/>
-        </w:rPr>
-        <w:t>通过以下程序实现：</w:t>
-      </w:r>
+      <w:bookmarkEnd w:id="0"/>
     </w:p>
     <w:p>
       <w:pPr>
